--- a/Current Docs/Harrix update.docx
+++ b/Current Docs/Harrix update.docx
@@ -3419,17 +3419,20 @@
           <w:numId w:val="2"/>
         </w:numPr>
         <w:rPr>
-          <w:color w:val="000000" w:themeColor="text1"/>
-        </w:rPr>
-      </w:pPr>
-      <w:r>
-        <w:rPr>
+          <w:strike/>
+          <w:color w:val="000000" w:themeColor="text1"/>
+        </w:rPr>
+      </w:pPr>
+      <w:r>
+        <w:rPr>
+          <w:strike/>
           <w:color w:val="000000" w:themeColor="text1"/>
         </w:rPr>
         <w:t xml:space="preserve"> </w:t>
       </w:r>
       <w:r>
         <w:rPr>
+          <w:strike/>
           <w:color w:val="000000" w:themeColor="text1"/>
           <w:highlight w:val="green"/>
         </w:rPr>
@@ -3437,6 +3440,7 @@
       </w:r>
       <w:r>
         <w:rPr>
+          <w:strike/>
           <w:color w:val="000000" w:themeColor="text1"/>
         </w:rPr>
         <w:t>:</w:t>

--- a/Current Docs/Harrix update.docx
+++ b/Current Docs/Harrix update.docx
@@ -1331,22 +1331,35 @@
           <w:ilvl w:val="0"/>
           <w:numId w:val="2"/>
         </w:numPr>
-      </w:pPr>
-      <w:r>
-        <w:rPr>
+        <w:rPr>
+          <w:strike/>
+        </w:rPr>
+      </w:pPr>
+      <w:r>
+        <w:rPr>
+          <w:strike/>
           <w:highlight w:val="green"/>
         </w:rPr>
         <w:t>Dashboard</w:t>
       </w:r>
       <w:r>
+        <w:rPr>
+          <w:strike/>
+        </w:rPr>
         <w:t xml:space="preserve">: we should add </w:t>
       </w:r>
       <w:proofErr w:type="spellStart"/>
       <w:r>
+        <w:rPr>
+          <w:strike/>
+        </w:rPr>
         <w:t>smth</w:t>
       </w:r>
       <w:proofErr w:type="spellEnd"/>
       <w:r>
+        <w:rPr>
+          <w:strike/>
+        </w:rPr>
         <w:t xml:space="preserve"> like </w:t>
       </w:r>
     </w:p>
@@ -1452,98 +1465,108 @@
       <w:pPr>
         <w:rPr>
           <w:rFonts w:ascii="Segoe UI" w:hAnsi="Segoe UI" w:cs="Segoe UI"/>
+          <w:strike/>
           <w:sz w:val="21"/>
           <w:szCs w:val="21"/>
         </w:rPr>
       </w:pPr>
       <w:r>
+        <w:rPr>
+          <w:strike/>
+        </w:rPr>
         <w:t xml:space="preserve">+ </w:t>
       </w:r>
       <w:r>
         <w:rPr>
+          <w:strike/>
           <w:highlight w:val="cyan"/>
         </w:rPr>
         <w:t>Sales statics (graph)</w:t>
       </w:r>
       <w:r>
+        <w:rPr>
+          <w:strike/>
+        </w:rPr>
         <w:t xml:space="preserve"> </w:t>
       </w:r>
       <w:proofErr w:type="gramStart"/>
       <w:r>
+        <w:rPr>
+          <w:strike/>
+        </w:rPr>
         <w:t xml:space="preserve">“ </w:t>
       </w:r>
       <w:r>
+        <w:rPr>
+          <w:rFonts w:ascii="Segoe UI" w:hAnsi="Segoe UI" w:cs="Segoe UI"/>
+          <w:strike/>
+          <w:sz w:val="21"/>
+          <w:szCs w:val="21"/>
+        </w:rPr>
+        <w:t>Overview</w:t>
+      </w:r>
+      <w:proofErr w:type="gramEnd"/>
+      <w:r>
+        <w:rPr>
+          <w:rFonts w:ascii="Segoe UI" w:hAnsi="Segoe UI" w:cs="Segoe UI"/>
+          <w:strike/>
+          <w:sz w:val="21"/>
+          <w:szCs w:val="21"/>
+        </w:rPr>
+        <w:t xml:space="preserve"> of sales data over selected periods </w:t>
+      </w:r>
+      <w:proofErr w:type="gramStart"/>
+      <w:r>
+        <w:rPr>
+          <w:rFonts w:ascii="Segoe UI" w:hAnsi="Segoe UI" w:cs="Segoe UI"/>
+          <w:strike/>
+          <w:sz w:val="21"/>
+          <w:szCs w:val="21"/>
+        </w:rPr>
+        <w:t>“ :</w:t>
+      </w:r>
+      <w:proofErr w:type="gramEnd"/>
+      <w:r>
+        <w:rPr>
+          <w:rFonts w:ascii="Segoe UI" w:hAnsi="Segoe UI" w:cs="Segoe UI"/>
+          <w:strike/>
+          <w:sz w:val="21"/>
+          <w:szCs w:val="21"/>
+        </w:rPr>
+        <w:t xml:space="preserve"> DAILY / WEEKLY / MONTHLY</w:t>
+      </w:r>
+    </w:p>
+    <w:p>
+      <w:pPr>
         <w:rPr>
           <w:rFonts w:ascii="Segoe UI" w:hAnsi="Segoe UI" w:cs="Segoe UI"/>
           <w:sz w:val="21"/>
           <w:szCs w:val="21"/>
         </w:rPr>
-        <w:t>Overview</w:t>
-      </w:r>
-      <w:proofErr w:type="gramEnd"/>
-      <w:r>
+      </w:pPr>
+    </w:p>
+    <w:p>
+      <w:pPr>
         <w:rPr>
           <w:rFonts w:ascii="Segoe UI" w:hAnsi="Segoe UI" w:cs="Segoe UI"/>
+          <w:strike/>
           <w:sz w:val="21"/>
           <w:szCs w:val="21"/>
         </w:rPr>
-        <w:t xml:space="preserve"> of sales data over selected periods</w:t>
-      </w:r>
+      </w:pPr>
       <w:r>
         <w:rPr>
           <w:rFonts w:ascii="Segoe UI" w:hAnsi="Segoe UI" w:cs="Segoe UI"/>
+          <w:strike/>
           <w:sz w:val="21"/>
           <w:szCs w:val="21"/>
         </w:rPr>
-        <w:t> </w:t>
-      </w:r>
-      <w:proofErr w:type="gramStart"/>
+        <w:t xml:space="preserve">+ </w:t>
+      </w:r>
       <w:r>
         <w:rPr>
           <w:rFonts w:ascii="Segoe UI" w:hAnsi="Segoe UI" w:cs="Segoe UI"/>
-          <w:sz w:val="21"/>
-          <w:szCs w:val="21"/>
-        </w:rPr>
-        <w:t>“ :</w:t>
-      </w:r>
-      <w:proofErr w:type="gramEnd"/>
-      <w:r>
-        <w:rPr>
-          <w:rFonts w:ascii="Segoe UI" w:hAnsi="Segoe UI" w:cs="Segoe UI"/>
-          <w:sz w:val="21"/>
-          <w:szCs w:val="21"/>
-        </w:rPr>
-        <w:t xml:space="preserve"> DAILY / WEEKLY / MONTHLY</w:t>
-      </w:r>
-    </w:p>
-    <w:p>
-      <w:pPr>
-        <w:rPr>
-          <w:rFonts w:ascii="Segoe UI" w:hAnsi="Segoe UI" w:cs="Segoe UI"/>
-          <w:sz w:val="21"/>
-          <w:szCs w:val="21"/>
-        </w:rPr>
-      </w:pPr>
-    </w:p>
-    <w:p>
-      <w:pPr>
-        <w:rPr>
-          <w:rFonts w:ascii="Segoe UI" w:hAnsi="Segoe UI" w:cs="Segoe UI"/>
-          <w:sz w:val="21"/>
-          <w:szCs w:val="21"/>
-        </w:rPr>
-      </w:pPr>
-      <w:r>
-        <w:rPr>
-          <w:rFonts w:ascii="Segoe UI" w:hAnsi="Segoe UI" w:cs="Segoe UI"/>
-          <w:sz w:val="21"/>
-          <w:szCs w:val="21"/>
-        </w:rPr>
-        <w:t xml:space="preserve">+ </w:t>
-      </w:r>
-      <w:r>
-        <w:rPr>
-          <w:rFonts w:ascii="Segoe UI" w:hAnsi="Segoe UI" w:cs="Segoe UI"/>
+          <w:strike/>
           <w:sz w:val="21"/>
           <w:szCs w:val="21"/>
           <w:highlight w:val="cyan"/>
@@ -1553,6 +1576,7 @@
       <w:r>
         <w:rPr>
           <w:rFonts w:ascii="Segoe UI" w:hAnsi="Segoe UI" w:cs="Segoe UI"/>
+          <w:strike/>
           <w:sz w:val="21"/>
           <w:szCs w:val="21"/>
         </w:rPr>
@@ -1562,6 +1586,7 @@
       <w:r>
         <w:rPr>
           <w:rFonts w:ascii="Segoe UI" w:hAnsi="Segoe UI" w:cs="Segoe UI"/>
+          <w:strike/>
           <w:sz w:val="21"/>
           <w:szCs w:val="21"/>
         </w:rPr>
@@ -1571,6 +1596,7 @@
       <w:r>
         <w:rPr>
           <w:rFonts w:ascii="Segoe UI" w:hAnsi="Segoe UI" w:cs="Segoe UI"/>
+          <w:strike/>
           <w:sz w:val="21"/>
           <w:szCs w:val="21"/>
         </w:rPr>
@@ -1580,6 +1606,7 @@
       <w:r>
         <w:rPr>
           <w:rFonts w:ascii="Segoe UI" w:hAnsi="Segoe UI" w:cs="Segoe UI"/>
+          <w:strike/>
           <w:sz w:val="21"/>
           <w:szCs w:val="21"/>
         </w:rPr>
@@ -1589,6 +1616,7 @@
       <w:r>
         <w:rPr>
           <w:rFonts w:ascii="Segoe UI" w:hAnsi="Segoe UI" w:cs="Segoe UI"/>
+          <w:strike/>
           <w:sz w:val="21"/>
           <w:szCs w:val="21"/>
         </w:rPr>
@@ -1598,49 +1626,37 @@
       <w:r>
         <w:rPr>
           <w:rFonts w:ascii="Segoe UI" w:hAnsi="Segoe UI" w:cs="Segoe UI"/>
+          <w:strike/>
           <w:sz w:val="21"/>
           <w:szCs w:val="21"/>
         </w:rPr>
-        <w:t>products</w:t>
-      </w:r>
+        <w:t>products )</w:t>
+      </w:r>
+      <w:proofErr w:type="gramEnd"/>
       <w:r>
         <w:rPr>
           <w:rFonts w:ascii="Segoe UI" w:hAnsi="Segoe UI" w:cs="Segoe UI"/>
+          <w:strike/>
           <w:sz w:val="21"/>
           <w:szCs w:val="21"/>
         </w:rPr>
-        <w:t xml:space="preserve"> </w:t>
-      </w:r>
+        <w:t xml:space="preserve"> to know which product that </w:t>
+      </w:r>
+      <w:proofErr w:type="gramStart"/>
       <w:r>
         <w:rPr>
           <w:rFonts w:ascii="Segoe UI" w:hAnsi="Segoe UI" w:cs="Segoe UI"/>
+          <w:strike/>
           <w:sz w:val="21"/>
           <w:szCs w:val="21"/>
         </w:rPr>
-        <w:t>)</w:t>
+        <w:t>has to</w:t>
       </w:r>
       <w:proofErr w:type="gramEnd"/>
       <w:r>
         <w:rPr>
           <w:rFonts w:ascii="Segoe UI" w:hAnsi="Segoe UI" w:cs="Segoe UI"/>
-          <w:sz w:val="21"/>
-          <w:szCs w:val="21"/>
-        </w:rPr>
-        <w:t xml:space="preserve"> to know which product that </w:t>
-      </w:r>
-      <w:proofErr w:type="gramStart"/>
-      <w:r>
-        <w:rPr>
-          <w:rFonts w:ascii="Segoe UI" w:hAnsi="Segoe UI" w:cs="Segoe UI"/>
-          <w:sz w:val="21"/>
-          <w:szCs w:val="21"/>
-        </w:rPr>
-        <w:t>has to</w:t>
-      </w:r>
-      <w:proofErr w:type="gramEnd"/>
-      <w:r>
-        <w:rPr>
-          <w:rFonts w:ascii="Segoe UI" w:hAnsi="Segoe UI" w:cs="Segoe UI"/>
+          <w:strike/>
           <w:sz w:val="21"/>
           <w:szCs w:val="21"/>
         </w:rPr>
